--- a/scenariusze/PozyskajMaterial.docx
+++ b/scenariusze/PozyskajMaterial.docx
@@ -54,7 +54,7 @@
               <w:rPr>
                 <w:lang w:val="pl-PL"/>
               </w:rPr>
-              <w:t>Pozyskaj materiał.</w:t>
+              <w:t>Pozyskaj materiał</w:t>
             </w:r>
           </w:p>
         </w:tc>
@@ -95,7 +95,7 @@
               <w:rPr>
                 <w:lang w:val="pl-PL"/>
               </w:rPr>
-              <w:t>Pozyskanie materiału do nauki konkretnego przedmiotu.</w:t>
+              <w:t>Pozyskanie materiału do nauki konkretnego przedmiotu</w:t>
             </w:r>
           </w:p>
         </w:tc>
@@ -196,7 +196,7 @@
               <w:rPr>
                 <w:lang w:val="pl-PL"/>
               </w:rPr>
-              <w:t>Student należy do grupy która może pozyskac materiał.</w:t>
+              <w:t>Student należy do grupy która może pozyskac materiał</w:t>
             </w:r>
           </w:p>
         </w:tc>
@@ -247,7 +247,7 @@
             </w:r>
             <w:r>
               <w:rPr>
-                <w:lang w:val="en-US"/>
+                <w:lang w:val="pl-PL"/>
               </w:rPr>
               <w:t>chce</w:t>
             </w:r>
@@ -268,7 +268,7 @@
               <w:rPr>
                 <w:lang w:val="pl-PL"/>
               </w:rPr>
-              <w:t xml:space="preserve">Student jest zapisany do wybranego przedmiotu. </w:t>
+              <w:t>Sesja studenta pozostaje aktywna. Przypisanie do przedmiotu studenta nie ulega zmianie przez cały czas trwania przpadku użycia</w:t>
             </w:r>
           </w:p>
         </w:tc>
@@ -315,31 +315,121 @@
               <w:rPr>
                 <w:lang w:val="pl-PL"/>
               </w:rPr>
-              <w:t xml:space="preserve"> klika na przycisk „pozyskaj materiał”</w:t>
-            </w:r>
-            <w:r>
-              <w:rPr>
-                <w:lang w:val="pl-PL"/>
-              </w:rPr>
-              <w:t xml:space="preserve"> System wywołuje listę dostępnych przedmiotów (include: Wybierz przedmiot), sprawdza czy student jest zapisany do wybranego przedmiotu. Użytkownik wybiera, czy chce materiał przygotowany przez nauczycieli, czy przez studentów. (generalization: </w:t>
-            </w:r>
-            <w:r>
-              <w:rPr>
-                <w:lang w:val="pl-PL"/>
-              </w:rPr>
-              <w:t>Materiał od prowadzących, Materiał od studentów</w:t>
+              <w:t xml:space="preserve"> </w:t>
+            </w:r>
+            <w:r>
+              <w:rPr>
+                <w:lang w:val="pl-PL"/>
+              </w:rPr>
+              <w:t>wybiera opcję pozyskania materiału</w:t>
+            </w:r>
+            <w:r>
+              <w:rPr>
+                <w:lang w:val="pl-PL"/>
+              </w:rPr>
+              <w:t xml:space="preserve">. </w:t>
+            </w:r>
+            <w:r>
+              <w:rPr>
+                <w:lang w:val="pl-PL"/>
+              </w:rPr>
+              <w:t>System wywołuje listę dostępnych przedmiotów (include: Wybierz przedmiot)</w:t>
+            </w:r>
+            <w:r>
+              <w:rPr>
+                <w:lang w:val="pl-PL"/>
+              </w:rPr>
+              <w:t xml:space="preserve">. System </w:t>
+            </w:r>
+            <w:r>
+              <w:rPr>
+                <w:lang w:val="pl-PL"/>
+              </w:rPr>
+              <w:t xml:space="preserve">sprawdza czy student jest zapisany do wybranego przedmiotu. </w:t>
+            </w:r>
+            <w:r>
+              <w:rPr>
+                <w:lang w:val="pl-PL"/>
+              </w:rPr>
+              <w:t>Student</w:t>
+            </w:r>
+            <w:r>
+              <w:rPr>
+                <w:lang w:val="pl-PL"/>
+              </w:rPr>
+              <w:t xml:space="preserve"> wybiera, czy chce </w:t>
+            </w:r>
+            <w:r>
+              <w:rPr>
+                <w:lang w:val="pl-PL"/>
+              </w:rPr>
+              <w:t xml:space="preserve">wyświetlić </w:t>
+            </w:r>
+            <w:r>
+              <w:rPr>
+                <w:lang w:val="pl-PL"/>
+              </w:rPr>
+              <w:t>materiał</w:t>
+            </w:r>
+            <w:r>
+              <w:rPr>
+                <w:lang w:val="pl-PL"/>
+              </w:rPr>
+              <w:t>y</w:t>
+            </w:r>
+            <w:r>
+              <w:rPr>
+                <w:lang w:val="pl-PL"/>
+              </w:rPr>
+              <w:t xml:space="preserve"> przygotowan</w:t>
+            </w:r>
+            <w:r>
+              <w:rPr>
+                <w:lang w:val="pl-PL"/>
+              </w:rPr>
+              <w:t>e</w:t>
+            </w:r>
+            <w:r>
+              <w:rPr>
+                <w:lang w:val="pl-PL"/>
+              </w:rPr>
+              <w:t xml:space="preserve"> przez </w:t>
+            </w:r>
+            <w:r>
+              <w:rPr>
+                <w:lang w:val="pl-PL"/>
+              </w:rPr>
+              <w:t>wykładowców</w:t>
+            </w:r>
+            <w:r>
+              <w:rPr>
+                <w:lang w:val="pl-PL"/>
+              </w:rPr>
+              <w:t xml:space="preserve">, czy przez studentów. (generalization: </w:t>
+            </w:r>
+            <w:r>
+              <w:rPr>
+                <w:lang w:val="pl-PL"/>
+              </w:rPr>
+              <w:t xml:space="preserve">Materiał od </w:t>
+            </w:r>
+            <w:r>
+              <w:rPr>
+                <w:lang w:val="pl-PL"/>
+              </w:rPr>
+              <w:t>wykładowców</w:t>
+            </w:r>
+            <w:r>
+              <w:rPr>
+                <w:lang w:val="pl-PL"/>
+              </w:rPr>
+              <w:t>, Materiał od studentów</w:t>
             </w:r>
             <w:r>
               <w:rPr>
                 <w:lang w:val="pl-PL"/>
               </w:rPr>
               <w:t>)</w:t>
-            </w:r>
-            <w:r>
-              <w:rPr>
-                <w:lang w:val="pl-PL"/>
-              </w:rPr>
-              <w:t>.</w:t>
             </w:r>
           </w:p>
         </w:tc>
@@ -380,13 +470,7 @@
               <w:rPr>
                 <w:lang w:val="pl-PL"/>
               </w:rPr>
-              <w:t>System</w:t>
-            </w:r>
-            <w:r>
-              <w:rPr>
-                <w:lang w:val="pl-PL"/>
-              </w:rPr>
-              <w:t xml:space="preserve"> wyświetla listę materiałow zgodną z wybraną przez studenta kategorią</w:t>
+              <w:t>Wybrany załącznik materiału został pomyślnie wyświetlony studentowi do pobrania</w:t>
             </w:r>
           </w:p>
         </w:tc>
